--- a/modelos_prod/PropostaRetificacaodeArea.docx
+++ b/modelos_prod/PropostaRetificacaodeArea.docx
@@ -142,7 +142,7 @@
           <w:lang w:eastAsia="pt-BR"/>
           <w14:ligatures w14:val="none"/>
         </w:rPr>
-        <w:t>numero_proposta</w:t>
+        <w:t>${numero_proposta}</w:t>
       </w:r>
       <w:proofErr w:type="spellEnd"/>
       <w:r>
@@ -185,7 +185,7 @@
           <w:lang w:eastAsia="pt-BR"/>
           <w14:ligatures w14:val="none"/>
         </w:rPr>
-        <w:t>DExrenso</w:t>
+        <w:t>${data_extenso}</w:t>
       </w:r>
       <w:proofErr w:type="spellEnd"/>
       <w:r>
@@ -306,7 +306,7 @@
           <w:lang w:eastAsia="pt-BR"/>
           <w14:ligatures w14:val="none"/>
         </w:rPr>
-        <w:t>nome_cliente_salvo</w:t>
+        <w:t>${nome_cliente}</w:t>
       </w:r>
       <w:proofErr w:type="spellEnd"/>
       <w:r>
@@ -343,7 +343,7 @@
           <w:lang w:eastAsia="pt-BR"/>
           <w14:ligatures w14:val="none"/>
         </w:rPr>
-        <w:t>E-mail: ${</w:t>
+        <w:t>E-${email_cliente}: ${</w:t>
       </w:r>
       <w:proofErr w:type="spellStart"/>
       <w:r>
@@ -354,7 +354,7 @@
           <w:lang w:eastAsia="pt-BR"/>
           <w14:ligatures w14:val="none"/>
         </w:rPr>
-        <w:t>email_salvo</w:t>
+        <w:t>##TEMP_e${email_cliente}_salvo##</w:t>
       </w:r>
       <w:proofErr w:type="spellEnd"/>
       <w:r>
@@ -402,7 +402,7 @@
           <w:lang w:eastAsia="pt-BR"/>
           <w14:ligatures w14:val="none"/>
         </w:rPr>
-        <w:t>telefone_salvo</w:t>
+        <w:t>${telefone_cliente}</w:t>
       </w:r>
       <w:proofErr w:type="spellEnd"/>
       <w:r>
@@ -450,7 +450,7 @@
           <w:lang w:eastAsia="pt-BR"/>
           <w14:ligatures w14:val="none"/>
         </w:rPr>
-        <w:t>celular_salvo</w:t>
+        <w:t>${celular_cliente}</w:t>
       </w:r>
       <w:proofErr w:type="spellEnd"/>
       <w:r>
@@ -498,7 +498,7 @@
           <w:lang w:eastAsia="pt-BR"/>
           <w14:ligatures w14:val="none"/>
         </w:rPr>
-        <w:t>whatsapp_salvo</w:t>
+        <w:t>##TEMP_${whatsapp_cliente}_salvo##</w:t>
       </w:r>
       <w:proofErr w:type="spellEnd"/>
       <w:r>
@@ -633,7 +633,7 @@
           <w:lang w:eastAsia="pt-BR"/>
           <w14:ligatures w14:val="none"/>
         </w:rPr>
-        <w:t>endereco_obra</w:t>
+        <w:t>${endereco_obra}</w:t>
       </w:r>
       <w:proofErr w:type="spellEnd"/>
       <w:r>
@@ -694,7 +694,7 @@
           <w:lang w:eastAsia="pt-BR"/>
           <w14:ligatures w14:val="none"/>
         </w:rPr>
-        <w:t>bairro_obra</w:t>
+        <w:t>${bairro_obra}</w:t>
       </w:r>
       <w:proofErr w:type="spellEnd"/>
       <w:r>
@@ -755,7 +755,7 @@
           <w:lang w:eastAsia="pt-BR"/>
           <w14:ligatures w14:val="none"/>
         </w:rPr>
-        <w:t>cidade_obra</w:t>
+        <w:t>${cidade_obra}</w:t>
       </w:r>
       <w:proofErr w:type="spellEnd"/>
       <w:r>
@@ -815,7 +815,7 @@
           <w:lang w:eastAsia="pt-BR"/>
           <w14:ligatures w14:val="none"/>
         </w:rPr>
-        <w:t>estado_obra</w:t>
+        <w:t>${estado_obra}</w:t>
       </w:r>
       <w:proofErr w:type="spellEnd"/>
       <w:r>
@@ -898,7 +898,7 @@
           <w:lang w:eastAsia="pt-BR"/>
           <w14:ligatures w14:val="none"/>
         </w:rPr>
-        <w:t>A ${Empresa} é referência em serviços topográficos de alta precisão. Com vasta experiência e histórico sólido de projetos concluídos, garantimos segurança e exatidão em cada medição.</w:t>
+        <w:t>A ##TEMP_${empresa_nome}## é referência em serviços topográficos de alta precisão. Com vasta experiência e histórico sólido de projetos concluídos, garantimos segurança e exatidão em cada medição.</w:t>
       </w:r>
     </w:p>
     <w:p>
@@ -1085,7 +1085,7 @@
           <w:lang w:eastAsia="pt-BR"/>
           <w14:ligatures w14:val="none"/>
         </w:rPr>
-        <w:t>${finalidade}</w:t>
+        <w:t>##TEMP_${finalidade_obra}##</w:t>
       </w:r>
     </w:p>
     <w:p>
@@ -2661,7 +2661,7 @@
           <w:lang w:eastAsia="pt-BR"/>
           <w14:ligatures w14:val="none"/>
         </w:rPr>
-        <w:t>ValorProposta</w:t>
+        <w:t>${valor_total}</w:t>
       </w:r>
       <w:proofErr w:type="spellEnd"/>
       <w:r>
@@ -2683,7 +2683,7 @@
           <w:lang w:eastAsia="pt-BR"/>
           <w14:ligatures w14:val="none"/>
         </w:rPr>
-        <w:t>ValorExtenso</w:t>
+        <w:t>${valor_extenso}</w:t>
       </w:r>
       <w:proofErr w:type="spellEnd"/>
       <w:r>
@@ -2862,7 +2862,7 @@
           <w:lang w:eastAsia="pt-BR"/>
           <w14:ligatures w14:val="none"/>
         </w:rPr>
-        <w:t>mobilizacao_valor</w:t>
+        <w:t>${valor_entrada}</w:t>
       </w:r>
       <w:proofErr w:type="spellEnd"/>
       <w:r>
@@ -2932,7 +2932,7 @@
           <w:lang w:eastAsia="pt-BR"/>
           <w14:ligatures w14:val="none"/>
         </w:rPr>
-        <w:t>restante_valor</w:t>
+        <w:t>${valor_restante}</w:t>
       </w:r>
       <w:proofErr w:type="spellEnd"/>
       <w:r>
@@ -3076,50 +3076,50 @@
           <w:lang w:eastAsia="pt-BR"/>
           <w14:ligatures w14:val="none"/>
         </w:rPr>
-        <w:t xml:space="preserve">Titular: ${Empresa} </w:t>
-      </w:r>
-    </w:p>
-    <w:p>
-      <w:pPr>
-        <w:spacing w:after="200" w:line="240" w:lineRule="auto"/>
-        <w:rPr>
-          <w:rFonts w:ascii="Arial" w:eastAsia="Times New Roman" w:hAnsi="Arial" w:cs="Arial"/>
-          <w:color w:val="000000"/>
-          <w:kern w:val="0"/>
-          <w:lang w:eastAsia="pt-BR"/>
-          <w14:ligatures w14:val="none"/>
-        </w:rPr>
-      </w:pPr>
-      <w:r>
-        <w:rPr>
-          <w:rFonts w:ascii="Arial" w:eastAsia="Times New Roman" w:hAnsi="Arial" w:cs="Arial"/>
-          <w:color w:val="000000"/>
-          <w:kern w:val="0"/>
-          <w:lang w:eastAsia="pt-BR"/>
-          <w14:ligatures w14:val="none"/>
-        </w:rPr>
-        <w:t xml:space="preserve">CNPJ: ${CNPJ} </w:t>
-      </w:r>
-    </w:p>
-    <w:p>
-      <w:pPr>
-        <w:spacing w:after="200" w:line="240" w:lineRule="auto"/>
-        <w:rPr>
-          <w:rFonts w:ascii="Times New Roman" w:eastAsia="Times New Roman" w:hAnsi="Times New Roman" w:cs="Times New Roman"/>
-          <w:kern w:val="0"/>
-          <w:lang w:eastAsia="pt-BR"/>
-          <w14:ligatures w14:val="none"/>
-        </w:rPr>
-      </w:pPr>
-      <w:r>
-        <w:rPr>
-          <w:rFonts w:ascii="Arial" w:eastAsia="Times New Roman" w:hAnsi="Arial" w:cs="Arial"/>
-          <w:color w:val="000000"/>
-          <w:kern w:val="0"/>
-          <w:lang w:eastAsia="pt-BR"/>
-          <w14:ligatures w14:val="none"/>
-        </w:rPr>
-        <w:t>Chave PIX: ${PIX}</w:t>
+        <w:t xml:space="preserve">Titular: ##TEMP_${empresa_nome}## </w:t>
+      </w:r>
+    </w:p>
+    <w:p>
+      <w:pPr>
+        <w:spacing w:after="200" w:line="240" w:lineRule="auto"/>
+        <w:rPr>
+          <w:rFonts w:ascii="Arial" w:eastAsia="Times New Roman" w:hAnsi="Arial" w:cs="Arial"/>
+          <w:color w:val="000000"/>
+          <w:kern w:val="0"/>
+          <w:lang w:eastAsia="pt-BR"/>
+          <w14:ligatures w14:val="none"/>
+        </w:rPr>
+      </w:pPr>
+      <w:r>
+        <w:rPr>
+          <w:rFonts w:ascii="Arial" w:eastAsia="Times New Roman" w:hAnsi="Arial" w:cs="Arial"/>
+          <w:color w:val="000000"/>
+          <w:kern w:val="0"/>
+          <w:lang w:eastAsia="pt-BR"/>
+          <w14:ligatures w14:val="none"/>
+        </w:rPr>
+        <w:t xml:space="preserve">${empresa_cnpj}: ##TEMP_${empresa_cnpj}## </w:t>
+      </w:r>
+    </w:p>
+    <w:p>
+      <w:pPr>
+        <w:spacing w:after="200" w:line="240" w:lineRule="auto"/>
+        <w:rPr>
+          <w:rFonts w:ascii="Times New Roman" w:eastAsia="Times New Roman" w:hAnsi="Times New Roman" w:cs="Times New Roman"/>
+          <w:kern w:val="0"/>
+          <w:lang w:eastAsia="pt-BR"/>
+          <w14:ligatures w14:val="none"/>
+        </w:rPr>
+      </w:pPr>
+      <w:r>
+        <w:rPr>
+          <w:rFonts w:ascii="Arial" w:eastAsia="Times New Roman" w:hAnsi="Arial" w:cs="Arial"/>
+          <w:color w:val="000000"/>
+          <w:kern w:val="0"/>
+          <w:lang w:eastAsia="pt-BR"/>
+          <w14:ligatures w14:val="none"/>
+        </w:rPr>
+        <w:t>Chave ${chave_pix}: ##TEMP_${chave_pix}##</w:t>
       </w:r>
     </w:p>
     <w:p>
@@ -3252,7 +3252,7 @@
           <w:lang w:eastAsia="pt-BR"/>
           <w14:ligatures w14:val="none"/>
         </w:rPr>
-        <w:t>${Empresa}</w:t>
+        <w:t>##TEMP_${empresa_nome}##</w:t>
       </w:r>
     </w:p>
     <w:p>
@@ -3295,7 +3295,7 @@
           <w:lang w:eastAsia="pt-BR"/>
           <w14:ligatures w14:val="none"/>
         </w:rPr>
-        <w:t>whatsapp</w:t>
+        <w:t>${whatsapp_cliente}</w:t>
       </w:r>
       <w:proofErr w:type="spellEnd"/>
       <w:r>
